--- a/brand/exports/agustos/office/agustos-document-template.docx
+++ b/brand/exports/agustos/office/agustos-document-template.docx
@@ -25,7 +25,7 @@
       <w:r>
         <w:rPr>
           <w:rFonts w:ascii="Inter" w:hAnsi="Inter"/>
-          <w:color w:val="4A4A4A"/>
+          <w:color w:val="403B34"/>
         </w:rPr>
         <w:t>Subtitle, author, or date</w:t>
       </w:r>
@@ -219,7 +219,7 @@
     </w:pPr>
     <w:r>
       <w:rPr>
-        <w:color w:val="4A4A4A"/>
+        <w:color w:val="403B34"/>
         <w:sz w:val="17"/>
       </w:rPr>
       <w:t>Ağustos Teknoloji  ·  agustos.com</w:t>
@@ -670,7 +670,7 @@
     </w:pPr>
     <w:rPr>
       <w:rFonts w:ascii="Inter" w:hAnsi="Inter"/>
-      <w:color w:val="1A1A1A"/>
+      <w:color w:val="15130F"/>
       <w:sz w:val="22"/>
     </w:rPr>
   </w:style>
@@ -736,7 +736,7 @@
       <w:rFonts w:asciiTheme="majorHAnsi" w:eastAsiaTheme="majorEastAsia" w:hAnsiTheme="majorHAnsi" w:cstheme="majorBidi" w:ascii="Inter Tight" w:hAnsi="Inter Tight"/>
       <w:b/>
       <w:bCs/>
-      <w:color w:val="1A1A1A"/>
+      <w:color w:val="15130F"/>
       <w:sz w:val="40"/>
       <w:szCs w:val="28"/>
     </w:rPr>
@@ -760,7 +760,7 @@
       <w:rFonts w:asciiTheme="majorHAnsi" w:eastAsiaTheme="majorEastAsia" w:hAnsiTheme="majorHAnsi" w:cstheme="majorBidi" w:ascii="Inter Tight" w:hAnsi="Inter Tight"/>
       <w:b/>
       <w:bCs/>
-      <w:color w:val="1A1A1A"/>
+      <w:color w:val="15130F"/>
       <w:sz w:val="30"/>
       <w:szCs w:val="26"/>
     </w:rPr>
@@ -1023,7 +1023,7 @@
     <w:rPr>
       <w:rFonts w:asciiTheme="majorHAnsi" w:eastAsiaTheme="majorEastAsia" w:hAnsiTheme="majorHAnsi" w:cstheme="majorBidi" w:ascii="Inter Tight" w:hAnsi="Inter Tight"/>
       <w:b/>
-      <w:color w:val="1A1A1A"/>
+      <w:color w:val="15130F"/>
       <w:spacing w:val="5"/>
       <w:kern w:val="28"/>
       <w:sz w:val="56"/>

--- a/brand/exports/agustos/office/agustos-document-template.docx
+++ b/brand/exports/agustos/office/agustos-document-template.docx
@@ -25,7 +25,7 @@
       <w:r>
         <w:rPr>
           <w:rFonts w:ascii="Inter" w:hAnsi="Inter"/>
-          <w:color w:val="403B34"/>
+          <w:color w:val="404040"/>
         </w:rPr>
         <w:t>Subtitle, author, or date</w:t>
       </w:r>
@@ -219,7 +219,7 @@
     </w:pPr>
     <w:r>
       <w:rPr>
-        <w:color w:val="403B34"/>
+        <w:color w:val="404040"/>
         <w:sz w:val="17"/>
       </w:rPr>
       <w:t>Ağustos Teknoloji  ·  agustos.com</w:t>
